--- a/LGM.docx
+++ b/LGM.docx
@@ -230,39 +230,39 @@
           <w:szCs w:val="24"/>
           <w:rtl w:val="0"/>
         </w:rPr>
-        <w:t xml:space="preserve">- contextOccurrences : Set&lt;ContextPoint&gt;</w:t>
-      </w:r>
-    </w:p>
-    <w:p>
-      <w:pPr>
-        <w:rPr>
-          <w:sz w:val="24"/>
-          <w:szCs w:val="24"/>
-        </w:rPr>
-      </w:pPr>
-      <w:r>
-        <w:rPr>
-          <w:sz w:val="24"/>
-          <w:szCs w:val="24"/>
-          <w:rtl w:val="0"/>
-        </w:rPr>
-        <w:t xml:space="preserve">- objectOccurrences : Set&lt;ContextPoint&gt;</w:t>
-      </w:r>
-    </w:p>
-    <w:p>
-      <w:pPr>
-        <w:rPr>
-          <w:sz w:val="24"/>
-          <w:szCs w:val="24"/>
-        </w:rPr>
-      </w:pPr>
-      <w:r>
-        <w:rPr>
-          <w:sz w:val="24"/>
-          <w:szCs w:val="24"/>
-          <w:rtl w:val="0"/>
-        </w:rPr>
-        <w:t xml:space="preserve">- attributeOccurrences : Set&lt;ContextPoint&gt;</w:t>
+        <w:t xml:space="preserve">- contextOccurrences : Set&lt;Set&lt;ContextPoint&gt;&gt;</w:t>
+      </w:r>
+    </w:p>
+    <w:p>
+      <w:pPr>
+        <w:rPr>
+          <w:sz w:val="24"/>
+          <w:szCs w:val="24"/>
+        </w:rPr>
+      </w:pPr>
+      <w:r>
+        <w:rPr>
+          <w:sz w:val="24"/>
+          <w:szCs w:val="24"/>
+          <w:rtl w:val="0"/>
+        </w:rPr>
+        <w:t xml:space="preserve">- objectOccurrences : Set&lt;Set&lt;ContextPoint&gt;&gt;</w:t>
+      </w:r>
+    </w:p>
+    <w:p>
+      <w:pPr>
+        <w:rPr>
+          <w:sz w:val="24"/>
+          <w:szCs w:val="24"/>
+        </w:rPr>
+      </w:pPr>
+      <w:r>
+        <w:rPr>
+          <w:sz w:val="24"/>
+          <w:szCs w:val="24"/>
+          <w:rtl w:val="0"/>
+        </w:rPr>
+        <w:t xml:space="preserve">- attributeOccurrences : Set&lt;Set&lt;ContextPoint&gt;&gt;</w:t>
       </w:r>
     </w:p>
     <w:p>
@@ -375,6 +375,51 @@
           <w:rtl w:val="0"/>
         </w:rPr>
         <w:t xml:space="preserve">+ getPrimeIDEmbedding</w:t>
+      </w:r>
+    </w:p>
+    <w:p>
+      <w:pPr>
+        <w:rPr>
+          <w:sz w:val="24"/>
+          <w:szCs w:val="24"/>
+        </w:rPr>
+      </w:pPr>
+      <w:r>
+        <w:rPr>
+          <w:rtl w:val="0"/>
+        </w:rPr>
+      </w:r>
+    </w:p>
+    <w:p>
+      <w:pPr>
+        <w:rPr>
+          <w:sz w:val="24"/>
+          <w:szCs w:val="24"/>
+        </w:rPr>
+      </w:pPr>
+      <w:r>
+        <w:rPr>
+          <w:sz w:val="24"/>
+          <w:szCs w:val="24"/>
+          <w:rtl w:val="0"/>
+        </w:rPr>
+        <w:t xml:space="preserve">Aggregation:</w:t>
+      </w:r>
+    </w:p>
+    <w:p>
+      <w:pPr>
+        <w:rPr>
+          <w:sz w:val="24"/>
+          <w:szCs w:val="24"/>
+        </w:rPr>
+      </w:pPr>
+      <w:r>
+        <w:rPr>
+          <w:sz w:val="24"/>
+          <w:szCs w:val="24"/>
+          <w:rtl w:val="0"/>
+        </w:rPr>
+        <w:t xml:space="preserve">Occurrences aggregated by common context, objects, attributes sets.</w:t>
       </w:r>
     </w:p>
     <w:p>

--- a/LGM.docx
+++ b/LGM.docx
@@ -198,6 +198,38 @@
           <w:szCs w:val="24"/>
           <w:rtl w:val="0"/>
         </w:rPr>
+        <w:t xml:space="preserve">- previousContext : Map&lt;ContextPoint, ContextPoint&gt; // Alignment</w:t>
+      </w:r>
+    </w:p>
+    <w:p>
+      <w:pPr>
+        <w:rPr>
+          <w:sz w:val="24"/>
+          <w:szCs w:val="24"/>
+        </w:rPr>
+      </w:pPr>
+      <w:r>
+        <w:rPr>
+          <w:sz w:val="24"/>
+          <w:szCs w:val="24"/>
+          <w:rtl w:val="0"/>
+        </w:rPr>
+        <w:t xml:space="preserve">- nextContext : Map&lt;ContextPoint, ContextPoint&gt; // Alignment</w:t>
+      </w:r>
+    </w:p>
+    <w:p>
+      <w:pPr>
+        <w:rPr>
+          <w:sz w:val="24"/>
+          <w:szCs w:val="24"/>
+        </w:rPr>
+      </w:pPr>
+      <w:r>
+        <w:rPr>
+          <w:sz w:val="24"/>
+          <w:szCs w:val="24"/>
+          <w:rtl w:val="0"/>
+        </w:rPr>
         <w:t xml:space="preserve">- object : ContextPoint</w:t>
       </w:r>
     </w:p>
@@ -215,6 +247,38 @@
           <w:rtl w:val="0"/>
         </w:rPr>
         <w:t xml:space="preserve">- attribute : ContextPoint</w:t>
+      </w:r>
+    </w:p>
+    <w:p>
+      <w:pPr>
+        <w:rPr>
+          <w:sz w:val="24"/>
+          <w:szCs w:val="24"/>
+        </w:rPr>
+      </w:pPr>
+      <w:r>
+        <w:rPr>
+          <w:sz w:val="24"/>
+          <w:szCs w:val="24"/>
+          <w:rtl w:val="0"/>
+        </w:rPr>
+        <w:t xml:space="preserve">- previousAttribute : Map&lt;ContextPoint, ContextPoint&gt; // Activation</w:t>
+      </w:r>
+    </w:p>
+    <w:p>
+      <w:pPr>
+        <w:rPr>
+          <w:sz w:val="24"/>
+          <w:szCs w:val="24"/>
+        </w:rPr>
+      </w:pPr>
+      <w:r>
+        <w:rPr>
+          <w:sz w:val="24"/>
+          <w:szCs w:val="24"/>
+          <w:rtl w:val="0"/>
+        </w:rPr>
+        <w:t xml:space="preserve">- nextAttribute : Map&lt;ContextPoint, ContextPoint&gt; // Activation</w:t>
       </w:r>
     </w:p>
     <w:p>

--- a/LGM.docx
+++ b/LGM.docx
@@ -483,7 +483,7 @@
           <w:szCs w:val="24"/>
           <w:rtl w:val="0"/>
         </w:rPr>
-        <w:t xml:space="preserve">Occurrences aggregated by common context, objects, attributes sets.</w:t>
+        <w:t xml:space="preserve">Occurrences aggregated by Formal Concept. TODO: Subsumption Operations.</w:t>
       </w:r>
     </w:p>
     <w:p>

--- a/LGM.docx
+++ b/LGM.docx
@@ -342,103 +342,167 @@
           <w:szCs w:val="24"/>
           <w:rtl w:val="0"/>
         </w:rPr>
-        <w:t xml:space="preserve">+ getContext</w:t>
-      </w:r>
-    </w:p>
-    <w:p>
-      <w:pPr>
-        <w:rPr>
-          <w:sz w:val="24"/>
-          <w:szCs w:val="24"/>
-        </w:rPr>
-      </w:pPr>
-      <w:r>
-        <w:rPr>
-          <w:sz w:val="24"/>
-          <w:szCs w:val="24"/>
-          <w:rtl w:val="0"/>
-        </w:rPr>
-        <w:t xml:space="preserve">+ getObject</w:t>
-      </w:r>
-    </w:p>
-    <w:p>
-      <w:pPr>
-        <w:rPr>
-          <w:sz w:val="24"/>
-          <w:szCs w:val="24"/>
-        </w:rPr>
-      </w:pPr>
-      <w:r>
-        <w:rPr>
-          <w:sz w:val="24"/>
-          <w:szCs w:val="24"/>
-          <w:rtl w:val="0"/>
-        </w:rPr>
-        <w:t xml:space="preserve">+ getAttribute</w:t>
-      </w:r>
-    </w:p>
-    <w:p>
-      <w:pPr>
-        <w:rPr>
-          <w:sz w:val="24"/>
-          <w:szCs w:val="24"/>
-        </w:rPr>
-      </w:pPr>
-      <w:r>
-        <w:rPr>
-          <w:sz w:val="24"/>
-          <w:szCs w:val="24"/>
-          <w:rtl w:val="0"/>
-        </w:rPr>
-        <w:t xml:space="preserve">+ getContexts</w:t>
-      </w:r>
-    </w:p>
-    <w:p>
-      <w:pPr>
-        <w:rPr>
-          <w:sz w:val="24"/>
-          <w:szCs w:val="24"/>
-        </w:rPr>
-      </w:pPr>
-      <w:r>
-        <w:rPr>
-          <w:sz w:val="24"/>
-          <w:szCs w:val="24"/>
-          <w:rtl w:val="0"/>
-        </w:rPr>
-        <w:t xml:space="preserve">+ getObjects</w:t>
-      </w:r>
-    </w:p>
-    <w:p>
-      <w:pPr>
-        <w:rPr>
-          <w:sz w:val="24"/>
-          <w:szCs w:val="24"/>
-        </w:rPr>
-      </w:pPr>
-      <w:r>
-        <w:rPr>
-          <w:sz w:val="24"/>
-          <w:szCs w:val="24"/>
-          <w:rtl w:val="0"/>
-        </w:rPr>
-        <w:t xml:space="preserve">+ getAttributes</w:t>
-      </w:r>
-    </w:p>
-    <w:p>
-      <w:pPr>
-        <w:rPr>
-          <w:sz w:val="24"/>
-          <w:szCs w:val="24"/>
-        </w:rPr>
-      </w:pPr>
-      <w:r>
-        <w:rPr>
-          <w:sz w:val="24"/>
-          <w:szCs w:val="24"/>
-          <w:rtl w:val="0"/>
-        </w:rPr>
-        <w:t xml:space="preserve">+ getPrimeIDEmbedding</w:t>
+        <w:t xml:space="preserve">+ getContext() : ContextPoint</w:t>
+      </w:r>
+    </w:p>
+    <w:p>
+      <w:pPr>
+        <w:rPr>
+          <w:sz w:val="24"/>
+          <w:szCs w:val="24"/>
+        </w:rPr>
+      </w:pPr>
+      <w:r>
+        <w:rPr>
+          <w:sz w:val="24"/>
+          <w:szCs w:val="24"/>
+          <w:rtl w:val="0"/>
+        </w:rPr>
+        <w:t xml:space="preserve">+ getObject() : ContextPoint</w:t>
+      </w:r>
+    </w:p>
+    <w:p>
+      <w:pPr>
+        <w:rPr>
+          <w:sz w:val="24"/>
+          <w:szCs w:val="24"/>
+        </w:rPr>
+      </w:pPr>
+      <w:r>
+        <w:rPr>
+          <w:sz w:val="24"/>
+          <w:szCs w:val="24"/>
+          <w:rtl w:val="0"/>
+        </w:rPr>
+        <w:t xml:space="preserve">+ getAttribute() : ContextPoint</w:t>
+      </w:r>
+    </w:p>
+    <w:p>
+      <w:pPr>
+        <w:rPr>
+          <w:sz w:val="24"/>
+          <w:szCs w:val="24"/>
+        </w:rPr>
+      </w:pPr>
+      <w:r>
+        <w:rPr>
+          <w:sz w:val="24"/>
+          <w:szCs w:val="24"/>
+          <w:rtl w:val="0"/>
+        </w:rPr>
+        <w:t xml:space="preserve">+ getContexts() : Set&lt;ContextPoint&gt;</w:t>
+      </w:r>
+    </w:p>
+    <w:p>
+      <w:pPr>
+        <w:rPr>
+          <w:sz w:val="24"/>
+          <w:szCs w:val="24"/>
+        </w:rPr>
+      </w:pPr>
+      <w:r>
+        <w:rPr>
+          <w:sz w:val="24"/>
+          <w:szCs w:val="24"/>
+          <w:rtl w:val="0"/>
+        </w:rPr>
+        <w:t xml:space="preserve">+ getObjects() : Set&lt;ContextPoint&gt;</w:t>
+      </w:r>
+    </w:p>
+    <w:p>
+      <w:pPr>
+        <w:rPr>
+          <w:sz w:val="24"/>
+          <w:szCs w:val="24"/>
+        </w:rPr>
+      </w:pPr>
+      <w:r>
+        <w:rPr>
+          <w:sz w:val="24"/>
+          <w:szCs w:val="24"/>
+          <w:rtl w:val="0"/>
+        </w:rPr>
+        <w:t xml:space="preserve">+ getAttributes() : Set&lt;ContextPoint&gt;</w:t>
+      </w:r>
+    </w:p>
+    <w:p>
+      <w:pPr>
+        <w:rPr>
+          <w:sz w:val="24"/>
+          <w:szCs w:val="24"/>
+        </w:rPr>
+      </w:pPr>
+      <w:r>
+        <w:rPr>
+          <w:sz w:val="24"/>
+          <w:szCs w:val="24"/>
+          <w:rtl w:val="0"/>
+        </w:rPr>
+        <w:t xml:space="preserve">+ getPreviousContext(axis : ContextPoint) : ContextPoint</w:t>
+      </w:r>
+    </w:p>
+    <w:p>
+      <w:pPr>
+        <w:rPr>
+          <w:sz w:val="24"/>
+          <w:szCs w:val="24"/>
+        </w:rPr>
+      </w:pPr>
+      <w:r>
+        <w:rPr>
+          <w:sz w:val="24"/>
+          <w:szCs w:val="24"/>
+          <w:rtl w:val="0"/>
+        </w:rPr>
+        <w:t xml:space="preserve">+ getNextContext(axis : ContextPoint) : ContextPoint</w:t>
+      </w:r>
+    </w:p>
+    <w:p>
+      <w:pPr>
+        <w:rPr>
+          <w:sz w:val="24"/>
+          <w:szCs w:val="24"/>
+        </w:rPr>
+      </w:pPr>
+      <w:r>
+        <w:rPr>
+          <w:sz w:val="24"/>
+          <w:szCs w:val="24"/>
+          <w:rtl w:val="0"/>
+        </w:rPr>
+        <w:t xml:space="preserve">+ getPreviousAttribute(axis : ContextPoint) : ContextPoint</w:t>
+      </w:r>
+    </w:p>
+    <w:p>
+      <w:pPr>
+        <w:rPr>
+          <w:sz w:val="24"/>
+          <w:szCs w:val="24"/>
+        </w:rPr>
+      </w:pPr>
+      <w:r>
+        <w:rPr>
+          <w:sz w:val="24"/>
+          <w:szCs w:val="24"/>
+          <w:rtl w:val="0"/>
+        </w:rPr>
+        <w:t xml:space="preserve">+ getNextAttribute(axis : ContextPoint) : ContextPoint</w:t>
+      </w:r>
+    </w:p>
+    <w:p>
+      <w:pPr>
+        <w:rPr>
+          <w:sz w:val="24"/>
+          <w:szCs w:val="24"/>
+        </w:rPr>
+      </w:pPr>
+      <w:r>
+        <w:rPr>
+          <w:sz w:val="24"/>
+          <w:szCs w:val="24"/>
+          <w:rtl w:val="0"/>
+        </w:rPr>
+        <w:t xml:space="preserve">+ getPrimeIDEmbedding() : long</w:t>
       </w:r>
     </w:p>
     <w:p>
